--- a/data/outputs/v2/Grade11/Biology/Quizzes/SS2.2_Growth_and_Development_in_Plants/Biology_G11_SS2.2_Growth_and_Development_in_Plants_L2_AnswerKey.docx
+++ b/data/outputs/v2/Grade11/Biology/Quizzes/SS2.2_Growth_and_Development_in_Plants/Biology_G11_SS2.2_Growth_and_Development_in_Plants_L2_AnswerKey.docx
@@ -1405,7 +1405,7 @@
         </w:rPr>
         <w:t xml:space="preserve">© 2026 SeaVuria and ARES. Aligned with KICD objectives. Developed by SeaVuria; technical implementation by ARES (with AI assistance from Claude). Licensed under </w:t>
       </w:r>
-      <w:hyperlink w:history="1" r:id="rIdizc-0nctv-q-z4ymdrrbp">
+      <w:hyperlink w:history="1" r:id="rIdmrlvsuevhrcztgnmnw5d7">
         <w:r>
           <w:rPr>
             <w:rFonts w:ascii="Arial" w:cs="Arial" w:eastAsia="Arial" w:hAnsi="Arial"/>
@@ -1426,7 +1426,7 @@
         </w:rPr>
         <w:t xml:space="preserve"> (</w:t>
       </w:r>
-      <w:hyperlink w:history="1" r:id="rIddmidgdrkzg8esf6se5hib">
+      <w:hyperlink w:history="1" r:id="rIdnflg4i5blnmd-zy8uiz3q">
         <w:r>
           <w:rPr>
             <w:rFonts w:ascii="Arial" w:cs="Arial" w:eastAsia="Arial" w:hAnsi="Arial"/>

--- a/data/outputs/v2/Grade11/Biology/Quizzes/SS2.2_Growth_and_Development_in_Plants/Biology_G11_SS2.2_Growth_and_Development_in_Plants_L2_AnswerKey.docx
+++ b/data/outputs/v2/Grade11/Biology/Quizzes/SS2.2_Growth_and_Development_in_Plants/Biology_G11_SS2.2_Growth_and_Development_in_Plants_L2_AnswerKey.docx
@@ -29,7 +29,7 @@
           <w:sz w:val="20"/>
           <w:szCs w:val="20"/>
         </w:rPr>
-        <w:t xml:space="preserve">Sub-Strand 2.2: Growth and Development in Plants  •  Lesson 2: Meaning of Growth and Development; Structure of Monocot and Dicot Seeds</w:t>
+        <w:t xml:space="preserve">Sub-Strand 2.2: Growth and Development in Plants  •  Lesson 2: Growth vs Development and Inside the Seed: Maize H614 and Rosecoco Beans</w:t>
       </w:r>
     </w:p>
     <w:p>
@@ -377,71 +377,7 @@
                 <w:sz w:val="21"/>
                 <w:szCs w:val="21"/>
               </w:rPr>
-              <w:t xml:space="preserve">A</w:t>
-            </w:r>
-          </w:p>
-        </w:tc>
-        <w:tc>
-          <w:tcPr>
-            <w:tcW w:type="dxa" w:w="1337"/>
-            <w:tcBorders>
-              <w:top w:val="single" w:color="BBBBBB" w:sz="4"/>
-              <w:left w:val="single" w:color="BBBBBB" w:sz="4"/>
-              <w:bottom w:val="single" w:color="BBBBBB" w:sz="4"/>
-              <w:right w:val="single" w:color="BBBBBB" w:sz="4"/>
-            </w:tcBorders>
-            <w:tcMar>
-              <w:top w:type="dxa" w:w="60"/>
-              <w:left w:type="dxa" w:w="80"/>
-              <w:bottom w:type="dxa" w:w="60"/>
-              <w:right w:type="dxa" w:w="80"/>
-            </w:tcMar>
-          </w:tcPr>
-          <w:p>
-            <w:pPr>
-              <w:jc w:val="center"/>
-            </w:pPr>
-            <w:r>
-              <w:rPr>
-                <w:rFonts w:ascii="Arial" w:cs="Arial" w:eastAsia="Arial" w:hAnsi="Arial"/>
-                <w:b/>
-                <w:bCs/>
-                <w:sz w:val="21"/>
-                <w:szCs w:val="21"/>
-              </w:rPr>
-              <w:t xml:space="preserve">B</w:t>
-            </w:r>
-          </w:p>
-        </w:tc>
-        <w:tc>
-          <w:tcPr>
-            <w:tcW w:type="dxa" w:w="1337"/>
-            <w:tcBorders>
-              <w:top w:val="single" w:color="BBBBBB" w:sz="4"/>
-              <w:left w:val="single" w:color="BBBBBB" w:sz="4"/>
-              <w:bottom w:val="single" w:color="BBBBBB" w:sz="4"/>
-              <w:right w:val="single" w:color="BBBBBB" w:sz="4"/>
-            </w:tcBorders>
-            <w:tcMar>
-              <w:top w:type="dxa" w:w="60"/>
-              <w:left w:type="dxa" w:w="80"/>
-              <w:bottom w:type="dxa" w:w="60"/>
-              <w:right w:type="dxa" w:w="80"/>
-            </w:tcMar>
-          </w:tcPr>
-          <w:p>
-            <w:pPr>
-              <w:jc w:val="center"/>
-            </w:pPr>
-            <w:r>
-              <w:rPr>
-                <w:rFonts w:ascii="Arial" w:cs="Arial" w:eastAsia="Arial" w:hAnsi="Arial"/>
-                <w:b/>
-                <w:bCs/>
-                <w:sz w:val="21"/>
-                <w:szCs w:val="21"/>
-              </w:rPr>
-              <w:t xml:space="preserve">B</w:t>
+              <w:t xml:space="preserve">D</w:t>
             </w:r>
           </w:p>
         </w:tc>
@@ -541,6 +477,70 @@
             </w:r>
           </w:p>
         </w:tc>
+        <w:tc>
+          <w:tcPr>
+            <w:tcW w:type="dxa" w:w="1337"/>
+            <w:tcBorders>
+              <w:top w:val="single" w:color="BBBBBB" w:sz="4"/>
+              <w:left w:val="single" w:color="BBBBBB" w:sz="4"/>
+              <w:bottom w:val="single" w:color="BBBBBB" w:sz="4"/>
+              <w:right w:val="single" w:color="BBBBBB" w:sz="4"/>
+            </w:tcBorders>
+            <w:tcMar>
+              <w:top w:type="dxa" w:w="60"/>
+              <w:left w:type="dxa" w:w="80"/>
+              <w:bottom w:type="dxa" w:w="60"/>
+              <w:right w:type="dxa" w:w="80"/>
+            </w:tcMar>
+          </w:tcPr>
+          <w:p>
+            <w:pPr>
+              <w:jc w:val="center"/>
+            </w:pPr>
+            <w:r>
+              <w:rPr>
+                <w:rFonts w:ascii="Arial" w:cs="Arial" w:eastAsia="Arial" w:hAnsi="Arial"/>
+                <w:b/>
+                <w:bCs/>
+                <w:sz w:val="21"/>
+                <w:szCs w:val="21"/>
+              </w:rPr>
+              <w:t xml:space="preserve">C</w:t>
+            </w:r>
+          </w:p>
+        </w:tc>
+        <w:tc>
+          <w:tcPr>
+            <w:tcW w:type="dxa" w:w="1337"/>
+            <w:tcBorders>
+              <w:top w:val="single" w:color="BBBBBB" w:sz="4"/>
+              <w:left w:val="single" w:color="BBBBBB" w:sz="4"/>
+              <w:bottom w:val="single" w:color="BBBBBB" w:sz="4"/>
+              <w:right w:val="single" w:color="BBBBBB" w:sz="4"/>
+            </w:tcBorders>
+            <w:tcMar>
+              <w:top w:type="dxa" w:w="60"/>
+              <w:left w:type="dxa" w:w="80"/>
+              <w:bottom w:type="dxa" w:w="60"/>
+              <w:right w:type="dxa" w:w="80"/>
+            </w:tcMar>
+          </w:tcPr>
+          <w:p>
+            <w:pPr>
+              <w:jc w:val="center"/>
+            </w:pPr>
+            <w:r>
+              <w:rPr>
+                <w:rFonts w:ascii="Arial" w:cs="Arial" w:eastAsia="Arial" w:hAnsi="Arial"/>
+                <w:b/>
+                <w:bCs/>
+                <w:sz w:val="21"/>
+                <w:szCs w:val="21"/>
+              </w:rPr>
+              <w:t xml:space="preserve">B</w:t>
+            </w:r>
+          </w:p>
+        </w:tc>
       </w:tr>
     </w:tbl>
     <w:p>
@@ -568,7 +568,7 @@
           <w:sz w:val="16"/>
           <w:szCs w:val="16"/>
         </w:rPr>
-        <w:t xml:space="preserve">USE AFTER: PREDICT PHASE — Predict: Think-Pair-Share on the meaning of 'growth' and 'development'</w:t>
+        <w:t xml:space="preserve">USE AFTER: PREDICT PHASE — Predict: classifying the 6 changes from Mr. Wafula's field as G, D or Both (change 3, unifoliate to trifoliate leaves)</w:t>
       </w:r>
     </w:p>
     <w:p>
@@ -584,22 +584,22 @@
           <w:sz w:val="21"/>
           <w:szCs w:val="21"/>
         </w:rPr>
-        <w:t xml:space="preserve">Q1. A Grade 11 class is discussing how growth differs from development in a maize plant. Which statement correctly distinguishes the two?</w:t>
-      </w:r>
-    </w:p>
-    <w:p>
-      <w:pPr>
-        <w:keepNext/>
-        <w:spacing w:after="20"/>
-        <w:ind w:left="360"/>
-      </w:pPr>
-      <w:r>
-        <w:rPr>
-          <w:rFonts w:ascii="Arial" w:cs="Arial" w:eastAsia="Arial" w:hAnsi="Arial"/>
-          <w:sz w:val="21"/>
-          <w:szCs w:val="21"/>
-        </w:rPr>
-        <w:t xml:space="preserve">A.  Growth and development mean the same thing, because both describe a plant getting taller.</w:t>
+        <w:t xml:space="preserve">Q1. On Mr. Wafula's farm, a bean plant makes its first single-bladed (unifoliate) leaves on Day 12 and three-part (trifoliate) leaves on Day 18. How should this change be classified?</w:t>
+      </w:r>
+    </w:p>
+    <w:p>
+      <w:pPr>
+        <w:keepNext/>
+        <w:spacing w:after="20"/>
+        <w:ind w:left="360"/>
+      </w:pPr>
+      <w:r>
+        <w:rPr>
+          <w:rFonts w:ascii="Arial" w:cs="Arial" w:eastAsia="Arial" w:hAnsi="Arial"/>
+          <w:sz w:val="21"/>
+          <w:szCs w:val="21"/>
+        </w:rPr>
+        <w:t xml:space="preserve">A.  Growth only, because the plant has become bigger</w:t>
       </w:r>
     </w:p>
     <w:p>
@@ -617,37 +617,37 @@
           <w:sz w:val="21"/>
           <w:szCs w:val="21"/>
         </w:rPr>
-        <w:t xml:space="preserve">B.  Growth is a permanent increase in size, dry mass or cell number, while development is a change in form and complexity, such as cell differentiation.</w:t>
-      </w:r>
-    </w:p>
-    <w:p>
-      <w:pPr>
-        <w:keepNext/>
-        <w:spacing w:after="20"/>
-        <w:ind w:left="360"/>
-      </w:pPr>
-      <w:r>
-        <w:rPr>
-          <w:rFonts w:ascii="Arial" w:cs="Arial" w:eastAsia="Arial" w:hAnsi="Arial"/>
-          <w:sz w:val="21"/>
-          <w:szCs w:val="21"/>
-        </w:rPr>
-        <w:t xml:space="preserve">C.  Growth is the formation of new organs such as leaves and flowers, while development is only an increase in height.</w:t>
-      </w:r>
-    </w:p>
-    <w:p>
-      <w:pPr>
-        <w:keepNext/>
-        <w:spacing w:after="20"/>
-        <w:ind w:left="360"/>
-      </w:pPr>
-      <w:r>
-        <w:rPr>
-          <w:rFonts w:ascii="Arial" w:cs="Arial" w:eastAsia="Arial" w:hAnsi="Arial"/>
-          <w:sz w:val="21"/>
-          <w:szCs w:val="21"/>
-        </w:rPr>
-        <w:t xml:space="preserve">D.  Growth is any increase in size, even a temporary one, while development is a decrease in size.</w:t>
+        <w:t xml:space="preserve">B.  Development, because the leaf changes in form and becomes more complex through differentiation</w:t>
+      </w:r>
+    </w:p>
+    <w:p>
+      <w:pPr>
+        <w:keepNext/>
+        <w:spacing w:after="20"/>
+        <w:ind w:left="360"/>
+      </w:pPr>
+      <w:r>
+        <w:rPr>
+          <w:rFonts w:ascii="Arial" w:cs="Arial" w:eastAsia="Arial" w:hAnsi="Arial"/>
+          <w:sz w:val="21"/>
+          <w:szCs w:val="21"/>
+        </w:rPr>
+        <w:t xml:space="preserve">C.  Growth only, because there are now more leaves</w:t>
+      </w:r>
+    </w:p>
+    <w:p>
+      <w:pPr>
+        <w:keepNext/>
+        <w:spacing w:after="20"/>
+        <w:ind w:left="360"/>
+      </w:pPr>
+      <w:r>
+        <w:rPr>
+          <w:rFonts w:ascii="Arial" w:cs="Arial" w:eastAsia="Arial" w:hAnsi="Arial"/>
+          <w:sz w:val="21"/>
+          <w:szCs w:val="21"/>
+        </w:rPr>
+        <w:t xml:space="preserve">D.  Neither growth nor development, because leaves are not part of the seed</w:t>
       </w:r>
     </w:p>
     <w:p>
@@ -672,7 +672,7 @@
           <w:sz w:val="19"/>
           <w:szCs w:val="19"/>
         </w:rPr>
-        <w:t xml:space="preserve">Growth is a permanent, irreversible increase in size, dry mass or cell number. Development is the change in form and function, such as differentiation and the formation of leaves, roots and flowers.</w:t>
+        <w:t xml:space="preserve">A change from unifoliate to trifoliate leaves is a change in form and complexity through cell differentiation, which is development. It is not simply an increase in size.</w:t>
       </w:r>
     </w:p>
     <w:p>
@@ -687,7 +687,7 @@
           <w:sz w:val="16"/>
           <w:szCs w:val="16"/>
         </w:rPr>
-        <w:t xml:space="preserve">USE AFTER: PREDICT PHASE — Predict: learners give Kenyan examples of growth and development (end of Think-Pair-Share)</w:t>
+        <w:t xml:space="preserve">USE AFTER: PREDICT PHASE — Predict: change 5, a maize seed swelling after the 25 mm rain (Think-Pair-Share, 'Does swelling of a seed in water count as growth?')</w:t>
       </w:r>
     </w:p>
     <w:p>
@@ -703,7 +703,52 @@
           <w:sz w:val="21"/>
           <w:szCs w:val="21"/>
         </w:rPr>
-        <w:t xml:space="preserve">Q2. A farmer watches her maize plants over several weeks. Which observation is an example of development rather than only growth?</w:t>
+        <w:t xml:space="preserve">Q2. A dry maize grain swells after 25 mm of rain falls on the field. Why is this swelling NOT counted as true growth?</w:t>
+      </w:r>
+    </w:p>
+    <w:p>
+      <w:pPr>
+        <w:keepNext/>
+        <w:spacing w:after="20"/>
+        <w:ind w:left="360"/>
+      </w:pPr>
+      <w:r>
+        <w:rPr>
+          <w:rFonts w:ascii="Arial" w:cs="Arial" w:eastAsia="Arial" w:hAnsi="Arial"/>
+          <w:sz w:val="21"/>
+          <w:szCs w:val="21"/>
+        </w:rPr>
+        <w:t xml:space="preserve">A.  Swelling makes new organs form, so it is development, not growth</w:t>
+      </w:r>
+    </w:p>
+    <w:p>
+      <w:pPr>
+        <w:keepNext/>
+        <w:spacing w:after="20"/>
+        <w:ind w:left="360"/>
+      </w:pPr>
+      <w:r>
+        <w:rPr>
+          <w:rFonts w:ascii="Arial" w:cs="Arial" w:eastAsia="Arial" w:hAnsi="Arial"/>
+          <w:sz w:val="21"/>
+          <w:szCs w:val="21"/>
+        </w:rPr>
+        <w:t xml:space="preserve">B.  Growth only means getting taller, and the grain did not get taller</w:t>
+      </w:r>
+    </w:p>
+    <w:p>
+      <w:pPr>
+        <w:keepNext/>
+        <w:spacing w:after="20"/>
+        <w:ind w:left="360"/>
+      </w:pPr>
+      <w:r>
+        <w:rPr>
+          <w:rFonts w:ascii="Arial" w:cs="Arial" w:eastAsia="Arial" w:hAnsi="Arial"/>
+          <w:sz w:val="21"/>
+          <w:szCs w:val="21"/>
+        </w:rPr>
+        <w:t xml:space="preserve">C.  Maize grains are not living things, so they cannot grow</w:t>
       </w:r>
     </w:p>
     <w:p>
@@ -721,52 +766,7 @@
           <w:sz w:val="21"/>
           <w:szCs w:val="21"/>
         </w:rPr>
-        <w:t xml:space="preserve">A.  The maize plant forms a tassel and cobs.</w:t>
-      </w:r>
-    </w:p>
-    <w:p>
-      <w:pPr>
-        <w:keepNext/>
-        <w:spacing w:after="20"/>
-        <w:ind w:left="360"/>
-      </w:pPr>
-      <w:r>
-        <w:rPr>
-          <w:rFonts w:ascii="Arial" w:cs="Arial" w:eastAsia="Arial" w:hAnsi="Arial"/>
-          <w:sz w:val="21"/>
-          <w:szCs w:val="21"/>
-        </w:rPr>
-        <w:t xml:space="preserve">B.  The maize root extends deeper into the soil.</w:t>
-      </w:r>
-    </w:p>
-    <w:p>
-      <w:pPr>
-        <w:keepNext/>
-        <w:spacing w:after="20"/>
-        <w:ind w:left="360"/>
-      </w:pPr>
-      <w:r>
-        <w:rPr>
-          <w:rFonts w:ascii="Arial" w:cs="Arial" w:eastAsia="Arial" w:hAnsi="Arial"/>
-          <w:sz w:val="21"/>
-          <w:szCs w:val="21"/>
-        </w:rPr>
-        <w:t xml:space="preserve">C.  The maize stem becomes taller.</w:t>
-      </w:r>
-    </w:p>
-    <w:p>
-      <w:pPr>
-        <w:keepNext/>
-        <w:spacing w:after="20"/>
-        <w:ind w:left="360"/>
-      </w:pPr>
-      <w:r>
-        <w:rPr>
-          <w:rFonts w:ascii="Arial" w:cs="Arial" w:eastAsia="Arial" w:hAnsi="Arial"/>
-          <w:sz w:val="21"/>
-          <w:szCs w:val="21"/>
-        </w:rPr>
-        <w:t xml:space="preserve">D.  The maize stem becomes thicker.</w:t>
+        <w:t xml:space="preserve">D.  Water can be lost again, so the increase is not a permanent, irreversible increase in size or dry mass</w:t>
       </w:r>
     </w:p>
     <w:p>
@@ -782,7 +782,7 @@
           <w:sz w:val="21"/>
           <w:szCs w:val="21"/>
         </w:rPr>
-        <w:t xml:space="preserve">Correct answer: A. </w:t>
+        <w:t xml:space="preserve">Correct answer: D. </w:t>
       </w:r>
       <w:r>
         <w:rPr>
@@ -791,7 +791,7 @@
           <w:sz w:val="19"/>
           <w:szCs w:val="19"/>
         </w:rPr>
-        <w:t xml:space="preserve">Forming a tassel and cobs is a change in form and function (new organs), which is development. Becoming taller, thicker or longer is a permanent increase in size, which is growth.</w:t>
+        <w:t xml:space="preserve">Growth is a permanent, irreversible increase in size or dry mass. A seed swollen with water can dry out and shrink again, so the swelling is not true growth.</w:t>
       </w:r>
     </w:p>
     <w:p>
@@ -806,7 +806,7 @@
           <w:sz w:val="16"/>
           <w:szCs w:val="16"/>
         </w:rPr>
-        <w:t xml:space="preserve">USE AFTER: OBSERVE PHASE — Observe: identifying the testa, cotyledons, plumule and radicle in the dissected bean seed</w:t>
+        <w:t xml:space="preserve">USE AFTER: OBSERVE PHASE — Observe step 5: using the Day 14 to Day 42 stem width data as growth examples and calculating the increase in stem width</w:t>
       </w:r>
     </w:p>
     <w:p>
@@ -822,22 +822,7 @@
           <w:sz w:val="21"/>
           <w:szCs w:val="21"/>
         </w:rPr>
-        <w:t xml:space="preserve">Q3. A group splits open a soaked bean seed and finds a small embryo between the two cotyledons. Which part of the embryo will grow into the root of the new plant?</w:t>
-      </w:r>
-    </w:p>
-    <w:p>
-      <w:pPr>
-        <w:keepNext/>
-        <w:spacing w:after="20"/>
-        <w:ind w:left="360"/>
-      </w:pPr>
-      <w:r>
-        <w:rPr>
-          <w:rFonts w:ascii="Arial" w:cs="Arial" w:eastAsia="Arial" w:hAnsi="Arial"/>
-          <w:sz w:val="21"/>
-          <w:szCs w:val="21"/>
-        </w:rPr>
-        <w:t xml:space="preserve">A.  The plumule</w:t>
+        <w:t xml:space="preserve">Q3. The stem of a maize plant is 6 mm wide on Day 14 and 22 mm wide on Day 42. By how much did the stem width increase, and is this growth?</w:t>
       </w:r>
     </w:p>
     <w:p>
@@ -855,37 +840,52 @@
           <w:sz w:val="21"/>
           <w:szCs w:val="21"/>
         </w:rPr>
-        <w:t xml:space="preserve">B.  The radicle</w:t>
-      </w:r>
-    </w:p>
-    <w:p>
-      <w:pPr>
-        <w:keepNext/>
-        <w:spacing w:after="20"/>
-        <w:ind w:left="360"/>
-      </w:pPr>
-      <w:r>
-        <w:rPr>
-          <w:rFonts w:ascii="Arial" w:cs="Arial" w:eastAsia="Arial" w:hAnsi="Arial"/>
-          <w:sz w:val="21"/>
-          <w:szCs w:val="21"/>
-        </w:rPr>
-        <w:t xml:space="preserve">C.  The cotyledon</w:t>
-      </w:r>
-    </w:p>
-    <w:p>
-      <w:pPr>
-        <w:keepNext/>
-        <w:spacing w:after="20"/>
-        <w:ind w:left="360"/>
-      </w:pPr>
-      <w:r>
-        <w:rPr>
-          <w:rFonts w:ascii="Arial" w:cs="Arial" w:eastAsia="Arial" w:hAnsi="Arial"/>
-          <w:sz w:val="21"/>
-          <w:szCs w:val="21"/>
-        </w:rPr>
-        <w:t xml:space="preserve">D.  The testa</w:t>
+        <w:t xml:space="preserve">A.  16 mm; it is growth, because the size increased permanently</w:t>
+      </w:r>
+    </w:p>
+    <w:p>
+      <w:pPr>
+        <w:keepNext/>
+        <w:spacing w:after="20"/>
+        <w:ind w:left="360"/>
+      </w:pPr>
+      <w:r>
+        <w:rPr>
+          <w:rFonts w:ascii="Arial" w:cs="Arial" w:eastAsia="Arial" w:hAnsi="Arial"/>
+          <w:sz w:val="21"/>
+          <w:szCs w:val="21"/>
+        </w:rPr>
+        <w:t xml:space="preserve">B.  28 mm; it is growth, because the stem became thicker</w:t>
+      </w:r>
+    </w:p>
+    <w:p>
+      <w:pPr>
+        <w:keepNext/>
+        <w:spacing w:after="20"/>
+        <w:ind w:left="360"/>
+      </w:pPr>
+      <w:r>
+        <w:rPr>
+          <w:rFonts w:ascii="Arial" w:cs="Arial" w:eastAsia="Arial" w:hAnsi="Arial"/>
+          <w:sz w:val="21"/>
+          <w:szCs w:val="21"/>
+        </w:rPr>
+        <w:t xml:space="preserve">C.  16 mm; it is not growth, because the plant did not get taller</w:t>
+      </w:r>
+    </w:p>
+    <w:p>
+      <w:pPr>
+        <w:keepNext/>
+        <w:spacing w:after="20"/>
+        <w:ind w:left="360"/>
+      </w:pPr>
+      <w:r>
+        <w:rPr>
+          <w:rFonts w:ascii="Arial" w:cs="Arial" w:eastAsia="Arial" w:hAnsi="Arial"/>
+          <w:sz w:val="21"/>
+          <w:szCs w:val="21"/>
+        </w:rPr>
+        <w:t xml:space="preserve">D.  22 mm; it is development, because the stem changed form</w:t>
       </w:r>
     </w:p>
     <w:p>
@@ -901,7 +901,7 @@
           <w:sz w:val="21"/>
           <w:szCs w:val="21"/>
         </w:rPr>
-        <w:t xml:space="preserve">Correct answer: B. </w:t>
+        <w:t xml:space="preserve">Correct answer: A. </w:t>
       </w:r>
       <w:r>
         <w:rPr>
@@ -910,7 +910,7 @@
           <w:sz w:val="19"/>
           <w:szCs w:val="19"/>
         </w:rPr>
-        <w:t xml:space="preserve">The radicle is the embryonic root. The plumule becomes the shoot, the cotyledons store food, and the testa is the protective seed coat.</w:t>
+        <w:t xml:space="preserve">Increase = 22 - 6 = 16 mm. A permanent increase in size is growth, even when it is thickening and not height.</w:t>
       </w:r>
     </w:p>
     <w:p>
@@ -925,7 +925,7 @@
           <w:sz w:val="16"/>
           <w:szCs w:val="16"/>
         </w:rPr>
-        <w:t xml:space="preserve">USE AFTER: OBSERVE PHASE — Observe: Step 5, iodine test for food stores on cut surfaces</w:t>
+        <w:t xml:space="preserve">USE AFTER: OBSERVE PHASE — Observe step 2 and 4: splitting the soaked bean into two cotyledons and completing the Part | Where found | Function table</w:t>
       </w:r>
     </w:p>
     <w:p>
@@ -941,22 +941,22 @@
           <w:sz w:val="21"/>
           <w:szCs w:val="21"/>
         </w:rPr>
-        <w:t xml:space="preserve">Q4. A learner cuts a soaked maize grain lengthwise and puts a drop of iodine solution on the cut surface. The large whitish area (endosperm) turns blue-black. What does this show?</w:t>
-      </w:r>
-    </w:p>
-    <w:p>
-      <w:pPr>
-        <w:keepNext/>
-        <w:spacing w:after="20"/>
-        <w:ind w:left="360"/>
-      </w:pPr>
-      <w:r>
-        <w:rPr>
-          <w:rFonts w:ascii="Arial" w:cs="Arial" w:eastAsia="Arial" w:hAnsi="Arial"/>
-          <w:sz w:val="21"/>
-          <w:szCs w:val="21"/>
-        </w:rPr>
-        <w:t xml:space="preserve">A.  The endosperm is dead tissue.</w:t>
+        <w:t xml:space="preserve">Q4. A learner splits a soaked Rosecoco bean seed into two halves. Which part of the bean stores the food that the young plant will use?</w:t>
+      </w:r>
+    </w:p>
+    <w:p>
+      <w:pPr>
+        <w:keepNext/>
+        <w:spacing w:after="20"/>
+        <w:ind w:left="360"/>
+      </w:pPr>
+      <w:r>
+        <w:rPr>
+          <w:rFonts w:ascii="Arial" w:cs="Arial" w:eastAsia="Arial" w:hAnsi="Arial"/>
+          <w:sz w:val="21"/>
+          <w:szCs w:val="21"/>
+        </w:rPr>
+        <w:t xml:space="preserve">A.  The testa</w:t>
       </w:r>
     </w:p>
     <w:p>
@@ -974,37 +974,37 @@
           <w:sz w:val="21"/>
           <w:szCs w:val="21"/>
         </w:rPr>
-        <w:t xml:space="preserve">B.  The endosperm contains starch, so it is the food store of the maize grain.</w:t>
-      </w:r>
-    </w:p>
-    <w:p>
-      <w:pPr>
-        <w:keepNext/>
-        <w:spacing w:after="20"/>
-        <w:ind w:left="360"/>
-      </w:pPr>
-      <w:r>
-        <w:rPr>
-          <w:rFonts w:ascii="Arial" w:cs="Arial" w:eastAsia="Arial" w:hAnsi="Arial"/>
-          <w:sz w:val="21"/>
-          <w:szCs w:val="21"/>
-        </w:rPr>
-        <w:t xml:space="preserve">C.  The endosperm contains the embryo of the maize grain.</w:t>
-      </w:r>
-    </w:p>
-    <w:p>
-      <w:pPr>
-        <w:keepNext/>
-        <w:spacing w:after="20"/>
-        <w:ind w:left="360"/>
-      </w:pPr>
-      <w:r>
-        <w:rPr>
-          <w:rFonts w:ascii="Arial" w:cs="Arial" w:eastAsia="Arial" w:hAnsi="Arial"/>
-          <w:sz w:val="21"/>
-          <w:szCs w:val="21"/>
-        </w:rPr>
-        <w:t xml:space="preserve">D.  The endosperm has absorbed water, so it will become the root.</w:t>
+        <w:t xml:space="preserve">B.  The two cotyledons</w:t>
+      </w:r>
+    </w:p>
+    <w:p>
+      <w:pPr>
+        <w:keepNext/>
+        <w:spacing w:after="20"/>
+        <w:ind w:left="360"/>
+      </w:pPr>
+      <w:r>
+        <w:rPr>
+          <w:rFonts w:ascii="Arial" w:cs="Arial" w:eastAsia="Arial" w:hAnsi="Arial"/>
+          <w:sz w:val="21"/>
+          <w:szCs w:val="21"/>
+        </w:rPr>
+        <w:t xml:space="preserve">C.  The micropyle</w:t>
+      </w:r>
+    </w:p>
+    <w:p>
+      <w:pPr>
+        <w:keepNext/>
+        <w:spacing w:after="20"/>
+        <w:ind w:left="360"/>
+      </w:pPr>
+      <w:r>
+        <w:rPr>
+          <w:rFonts w:ascii="Arial" w:cs="Arial" w:eastAsia="Arial" w:hAnsi="Arial"/>
+          <w:sz w:val="21"/>
+          <w:szCs w:val="21"/>
+        </w:rPr>
+        <w:t xml:space="preserve">D.  The hilum</w:t>
       </w:r>
     </w:p>
     <w:p>
@@ -1029,7 +1029,7 @@
           <w:sz w:val="19"/>
           <w:szCs w:val="19"/>
         </w:rPr>
-        <w:t xml:space="preserve">Iodine turns blue-black when starch is present. The blue-black colour in the endosperm shows that it stores starch as food for the embryo.</w:t>
+        <w:t xml:space="preserve">In a dicot such as the bean, the two large cotyledons store the food. The testa protects the seed, the micropyle lets water in, and the hilum is the scar where the seed was attached.</w:t>
       </w:r>
     </w:p>
     <w:p>
@@ -1044,7 +1044,7 @@
           <w:sz w:val="16"/>
           <w:szCs w:val="16"/>
         </w:rPr>
-        <w:t xml:space="preserve">USE AFTER: EXPLAIN PHASE — Explain: comparison table of structures and their functions (coleoptile, coleorhiza, scutellum)</w:t>
+        <w:t xml:space="preserve">USE AFTER: OBSERVE PHASE — Observe step 2: cutting the maize H614 grain lengthwise to find the coleoptile, coleorhiza, scutellum and endosperm</w:t>
       </w:r>
     </w:p>
     <w:p>
@@ -1060,7 +1060,7 @@
           <w:sz w:val="21"/>
           <w:szCs w:val="21"/>
         </w:rPr>
-        <w:t xml:space="preserve">Q5. In a maize grain, the coleoptile is a sheath around the plumule. What is its job during germination?</w:t>
+        <w:t xml:space="preserve">Q5. In a maize grain, which part protects the shoot tip (plumule) as it pushes up through the soil?</w:t>
       </w:r>
     </w:p>
     <w:p>
@@ -1078,52 +1078,52 @@
           <w:sz w:val="21"/>
           <w:szCs w:val="21"/>
         </w:rPr>
-        <w:t xml:space="preserve">A.  It protects the plumule as it pushes up through the soil.</w:t>
-      </w:r>
-    </w:p>
-    <w:p>
-      <w:pPr>
-        <w:keepNext/>
-        <w:spacing w:after="20"/>
-        <w:ind w:left="360"/>
-      </w:pPr>
-      <w:r>
-        <w:rPr>
-          <w:rFonts w:ascii="Arial" w:cs="Arial" w:eastAsia="Arial" w:hAnsi="Arial"/>
-          <w:sz w:val="21"/>
-          <w:szCs w:val="21"/>
-        </w:rPr>
-        <w:t xml:space="preserve">B.  It absorbs digested food from the endosperm.</w:t>
-      </w:r>
-    </w:p>
-    <w:p>
-      <w:pPr>
-        <w:keepNext/>
-        <w:spacing w:after="20"/>
-        <w:ind w:left="360"/>
-      </w:pPr>
-      <w:r>
-        <w:rPr>
-          <w:rFonts w:ascii="Arial" w:cs="Arial" w:eastAsia="Arial" w:hAnsi="Arial"/>
-          <w:sz w:val="21"/>
-          <w:szCs w:val="21"/>
-        </w:rPr>
-        <w:t xml:space="preserve">C.  It protects the radicle as the root emerges.</w:t>
-      </w:r>
-    </w:p>
-    <w:p>
-      <w:pPr>
-        <w:keepNext/>
-        <w:spacing w:after="20"/>
-        <w:ind w:left="360"/>
-      </w:pPr>
-      <w:r>
-        <w:rPr>
-          <w:rFonts w:ascii="Arial" w:cs="Arial" w:eastAsia="Arial" w:hAnsi="Arial"/>
-          <w:sz w:val="21"/>
-          <w:szCs w:val="21"/>
-        </w:rPr>
-        <w:t xml:space="preserve">D.  It allows water to enter through a small pore.</w:t>
+        <w:t xml:space="preserve">A.  The coleoptile</w:t>
+      </w:r>
+    </w:p>
+    <w:p>
+      <w:pPr>
+        <w:keepNext/>
+        <w:spacing w:after="20"/>
+        <w:ind w:left="360"/>
+      </w:pPr>
+      <w:r>
+        <w:rPr>
+          <w:rFonts w:ascii="Arial" w:cs="Arial" w:eastAsia="Arial" w:hAnsi="Arial"/>
+          <w:sz w:val="21"/>
+          <w:szCs w:val="21"/>
+        </w:rPr>
+        <w:t xml:space="preserve">B.  The coleorhiza</w:t>
+      </w:r>
+    </w:p>
+    <w:p>
+      <w:pPr>
+        <w:keepNext/>
+        <w:spacing w:after="20"/>
+        <w:ind w:left="360"/>
+      </w:pPr>
+      <w:r>
+        <w:rPr>
+          <w:rFonts w:ascii="Arial" w:cs="Arial" w:eastAsia="Arial" w:hAnsi="Arial"/>
+          <w:sz w:val="21"/>
+          <w:szCs w:val="21"/>
+        </w:rPr>
+        <w:t xml:space="preserve">C.  The scutellum</w:t>
+      </w:r>
+    </w:p>
+    <w:p>
+      <w:pPr>
+        <w:keepNext/>
+        <w:spacing w:after="20"/>
+        <w:ind w:left="360"/>
+      </w:pPr>
+      <w:r>
+        <w:rPr>
+          <w:rFonts w:ascii="Arial" w:cs="Arial" w:eastAsia="Arial" w:hAnsi="Arial"/>
+          <w:sz w:val="21"/>
+          <w:szCs w:val="21"/>
+        </w:rPr>
+        <w:t xml:space="preserve">D.  The endosperm</w:t>
       </w:r>
     </w:p>
     <w:p>
@@ -1148,7 +1148,7 @@
           <w:sz w:val="19"/>
           <w:szCs w:val="19"/>
         </w:rPr>
-        <w:t xml:space="preserve">The coleoptile covers the plumule (young shoot) and protects it as it pushes through the soil. The scutellum absorbs digested food, the coleorhiza protects the radicle, and the micropyle lets water in.</w:t>
+        <w:t xml:space="preserve">The coleoptile covers the plumule and protects it as it pushes through the soil. The coleorhiza protects the radicle, the scutellum absorbs food, and the endosperm stores food.</w:t>
       </w:r>
     </w:p>
     <w:p>
@@ -1163,7 +1163,7 @@
           <w:sz w:val="16"/>
           <w:szCs w:val="16"/>
         </w:rPr>
-        <w:t xml:space="preserve">USE AFTER: EXPLAIN PHASE — Explain: groups complete the comparison table of monocot (maize) and dicot (bean) seeds and write the Claim-Evidence-Reasoning statement</w:t>
+        <w:t xml:space="preserve">USE AFTER: EXPLAIN PHASE — Explain: using seed structure to explain how the bean (cotyledons) and maize (endosperm and scutellum) store and use food</w:t>
       </w:r>
     </w:p>
     <w:p>
@@ -1179,22 +1179,37 @@
           <w:sz w:val="21"/>
           <w:szCs w:val="21"/>
         </w:rPr>
-        <w:t xml:space="preserve">Q6. Which row correctly compares a maize grain (monocot) with a bean seed (dicot)?</w:t>
-      </w:r>
-    </w:p>
-    <w:p>
-      <w:pPr>
-        <w:keepNext/>
-        <w:spacing w:after="20"/>
-        <w:ind w:left="360"/>
-      </w:pPr>
-      <w:r>
-        <w:rPr>
-          <w:rFonts w:ascii="Arial" w:cs="Arial" w:eastAsia="Arial" w:hAnsi="Arial"/>
-          <w:sz w:val="21"/>
-          <w:szCs w:val="21"/>
-        </w:rPr>
-        <w:t xml:space="preserve">A.  Maize: one cotyledon, no food store. Bean: two cotyledons, food stored in the endosperm.</w:t>
+        <w:t xml:space="preserve">Q6. Which statement correctly describes how a maize grain (a monocot) gets food for its embryo?</w:t>
+      </w:r>
+    </w:p>
+    <w:p>
+      <w:pPr>
+        <w:keepNext/>
+        <w:spacing w:after="20"/>
+        <w:ind w:left="360"/>
+      </w:pPr>
+      <w:r>
+        <w:rPr>
+          <w:rFonts w:ascii="Arial" w:cs="Arial" w:eastAsia="Arial" w:hAnsi="Arial"/>
+          <w:sz w:val="21"/>
+          <w:szCs w:val="21"/>
+        </w:rPr>
+        <w:t xml:space="preserve">A.  Food is stored in two large cotyledons, as in a bean</w:t>
+      </w:r>
+    </w:p>
+    <w:p>
+      <w:pPr>
+        <w:keepNext/>
+        <w:spacing w:after="20"/>
+        <w:ind w:left="360"/>
+      </w:pPr>
+      <w:r>
+        <w:rPr>
+          <w:rFonts w:ascii="Arial" w:cs="Arial" w:eastAsia="Arial" w:hAnsi="Arial"/>
+          <w:sz w:val="21"/>
+          <w:szCs w:val="21"/>
+        </w:rPr>
+        <w:t xml:space="preserve">B.  The endosperm is the embryo, and it is the part that grows into the plant</w:t>
       </w:r>
     </w:p>
     <w:p>
@@ -1212,37 +1227,22 @@
           <w:sz w:val="21"/>
           <w:szCs w:val="21"/>
         </w:rPr>
-        <w:t xml:space="preserve">B.  Maize: one cotyledon (scutellum), food stored in the endosperm. Bean: two cotyledons, food stored in the cotyledons.</w:t>
-      </w:r>
-    </w:p>
-    <w:p>
-      <w:pPr>
-        <w:keepNext/>
-        <w:spacing w:after="20"/>
-        <w:ind w:left="360"/>
-      </w:pPr>
-      <w:r>
-        <w:rPr>
-          <w:rFonts w:ascii="Arial" w:cs="Arial" w:eastAsia="Arial" w:hAnsi="Arial"/>
-          <w:sz w:val="21"/>
-          <w:szCs w:val="21"/>
-        </w:rPr>
-        <w:t xml:space="preserve">C.  Maize and bean: two cotyledons, food stored in the endosperm.</w:t>
-      </w:r>
-    </w:p>
-    <w:p>
-      <w:pPr>
-        <w:keepNext/>
-        <w:spacing w:after="20"/>
-        <w:ind w:left="360"/>
-      </w:pPr>
-      <w:r>
-        <w:rPr>
-          <w:rFonts w:ascii="Arial" w:cs="Arial" w:eastAsia="Arial" w:hAnsi="Arial"/>
-          <w:sz w:val="21"/>
-          <w:szCs w:val="21"/>
-        </w:rPr>
-        <w:t xml:space="preserve">D.  Maize: two cotyledons, food stored in the cotyledons. Bean: one cotyledon, food stored in the endosperm.</w:t>
+        <w:t xml:space="preserve">C.  Food is stored in the endosperm, and the single cotyledon (scutellum) absorbs it for the embryo</w:t>
+      </w:r>
+    </w:p>
+    <w:p>
+      <w:pPr>
+        <w:keepNext/>
+        <w:spacing w:after="20"/>
+        <w:ind w:left="360"/>
+      </w:pPr>
+      <w:r>
+        <w:rPr>
+          <w:rFonts w:ascii="Arial" w:cs="Arial" w:eastAsia="Arial" w:hAnsi="Arial"/>
+          <w:sz w:val="21"/>
+          <w:szCs w:val="21"/>
+        </w:rPr>
+        <w:t xml:space="preserve">D.  Maize has no cotyledon, so the embryo makes all its own food</w:t>
       </w:r>
     </w:p>
     <w:p>
@@ -1258,7 +1258,7 @@
           <w:sz w:val="21"/>
           <w:szCs w:val="21"/>
         </w:rPr>
-        <w:t xml:space="preserve">Correct answer: B. </w:t>
+        <w:t xml:space="preserve">Correct answer: C. </w:t>
       </w:r>
       <w:r>
         <w:rPr>
@@ -1267,7 +1267,7 @@
           <w:sz w:val="19"/>
           <w:szCs w:val="19"/>
         </w:rPr>
-        <w:t xml:space="preserve">Maize has one cotyledon (the scutellum) and stores starch in a large endosperm. Bean has two fleshy cotyledons that store the food.</w:t>
+        <w:t xml:space="preserve">Maize stores food in the endosperm. The one cotyledon, the scutellum, absorbs this food and passes it to the embryo. The endosperm is a food store and not the embryo.</w:t>
       </w:r>
     </w:p>
     <w:p>
@@ -1282,7 +1282,7 @@
           <w:sz w:val="16"/>
           <w:szCs w:val="16"/>
         </w:rPr>
-        <w:t xml:space="preserve">USE AFTER: MODEL BUILDING PHASE — Model: revising the Day 1 model by adding arrows showing food moving from the endosperm (maize) or cotyledons (bean) to the embryo</w:t>
+        <w:t xml:space="preserve">USE AFTER: MODEL BUILDING PHASE — Model: revising the Day 1 drawing with arrows showing radicle becoming root and plumule becoming shoot</w:t>
       </w:r>
     </w:p>
     <w:p>
@@ -1298,7 +1298,22 @@
           <w:sz w:val="21"/>
           <w:szCs w:val="21"/>
         </w:rPr>
-        <w:t xml:space="preserve">Q7. A learner draws a model of how a maize grain starts to grow after planting. Which arrow path correctly shows how stored food reaches the embryo?</w:t>
+        <w:t xml:space="preserve">Q7. A learner revises their Day 1 model by adding labelled seed drawings and arrows inside the soil. Which arrows show the correct development of the embryo parts?</w:t>
+      </w:r>
+    </w:p>
+    <w:p>
+      <w:pPr>
+        <w:keepNext/>
+        <w:spacing w:after="20"/>
+        <w:ind w:left="360"/>
+      </w:pPr>
+      <w:r>
+        <w:rPr>
+          <w:rFonts w:ascii="Arial" w:cs="Arial" w:eastAsia="Arial" w:hAnsi="Arial"/>
+          <w:sz w:val="21"/>
+          <w:szCs w:val="21"/>
+        </w:rPr>
+        <w:t xml:space="preserve">A.  Radicle becomes the leaf; plumule becomes the root</w:t>
       </w:r>
     </w:p>
     <w:p>
@@ -1316,52 +1331,37 @@
           <w:sz w:val="21"/>
           <w:szCs w:val="21"/>
         </w:rPr>
-        <w:t xml:space="preserve">A.  Endosperm, then the scutellum, then the embryo</w:t>
-      </w:r>
-    </w:p>
-    <w:p>
-      <w:pPr>
-        <w:keepNext/>
-        <w:spacing w:after="20"/>
-        <w:ind w:left="360"/>
-      </w:pPr>
-      <w:r>
-        <w:rPr>
-          <w:rFonts w:ascii="Arial" w:cs="Arial" w:eastAsia="Arial" w:hAnsi="Arial"/>
-          <w:sz w:val="21"/>
-          <w:szCs w:val="21"/>
-        </w:rPr>
-        <w:t xml:space="preserve">B.  Testa, then the embryo</w:t>
-      </w:r>
-    </w:p>
-    <w:p>
-      <w:pPr>
-        <w:keepNext/>
-        <w:spacing w:after="20"/>
-        <w:ind w:left="360"/>
-      </w:pPr>
-      <w:r>
-        <w:rPr>
-          <w:rFonts w:ascii="Arial" w:cs="Arial" w:eastAsia="Arial" w:hAnsi="Arial"/>
-          <w:sz w:val="21"/>
-          <w:szCs w:val="21"/>
-        </w:rPr>
-        <w:t xml:space="preserve">C.  Cotyledons, then the embryo</w:t>
-      </w:r>
-    </w:p>
-    <w:p>
-      <w:pPr>
-        <w:keepNext/>
-        <w:spacing w:after="20"/>
-        <w:ind w:left="360"/>
-      </w:pPr>
-      <w:r>
-        <w:rPr>
-          <w:rFonts w:ascii="Arial" w:cs="Arial" w:eastAsia="Arial" w:hAnsi="Arial"/>
-          <w:sz w:val="21"/>
-          <w:szCs w:val="21"/>
-        </w:rPr>
-        <w:t xml:space="preserve">D.  Coleoptile, then the radicle</w:t>
+        <w:t xml:space="preserve">B.  Radicle becomes the root; plumule becomes the shoot</w:t>
+      </w:r>
+    </w:p>
+    <w:p>
+      <w:pPr>
+        <w:keepNext/>
+        <w:spacing w:after="20"/>
+        <w:ind w:left="360"/>
+      </w:pPr>
+      <w:r>
+        <w:rPr>
+          <w:rFonts w:ascii="Arial" w:cs="Arial" w:eastAsia="Arial" w:hAnsi="Arial"/>
+          <w:sz w:val="21"/>
+          <w:szCs w:val="21"/>
+        </w:rPr>
+        <w:t xml:space="preserve">C.  Radicle becomes the shoot; plumule becomes the root</w:t>
+      </w:r>
+    </w:p>
+    <w:p>
+      <w:pPr>
+        <w:keepNext/>
+        <w:spacing w:after="20"/>
+        <w:ind w:left="360"/>
+      </w:pPr>
+      <w:r>
+        <w:rPr>
+          <w:rFonts w:ascii="Arial" w:cs="Arial" w:eastAsia="Arial" w:hAnsi="Arial"/>
+          <w:sz w:val="21"/>
+          <w:szCs w:val="21"/>
+        </w:rPr>
+        <w:t xml:space="preserve">D.  Radicle becomes the testa; plumule becomes the cotyledon</w:t>
       </w:r>
     </w:p>
     <w:p>
@@ -1377,7 +1377,7 @@
           <w:sz w:val="21"/>
           <w:szCs w:val="21"/>
         </w:rPr>
-        <w:t xml:space="preserve">Correct answer: A. </w:t>
+        <w:t xml:space="preserve">Correct answer: B. </w:t>
       </w:r>
       <w:r>
         <w:rPr>
@@ -1386,7 +1386,7 @@
           <w:sz w:val="19"/>
           <w:szCs w:val="19"/>
         </w:rPr>
-        <w:t xml:space="preserve">In maize the food is stored as starch in the endosperm. The scutellum absorbs the digested food and passes it to the embryo. The cotyledon route is for beans, and the testa and coleoptile are protective structures, not food stores.</w:t>
+        <w:t xml:space="preserve">The radicle develops into the root system and the plumule develops into the shoot with leaves.</w:t>
       </w:r>
     </w:p>
     <w:p>
@@ -1405,7 +1405,7 @@
         </w:rPr>
         <w:t xml:space="preserve">© 2026 SeaVuria and ARES. Aligned with KICD objectives. Developed by SeaVuria; technical implementation by ARES (with AI assistance from Claude). Licensed under </w:t>
       </w:r>
-      <w:hyperlink w:history="1" r:id="rIdmrlvsuevhrcztgnmnw5d7">
+      <w:hyperlink w:history="1" r:id="rIdhbgzoekcbud_wax9vvnzg">
         <w:r>
           <w:rPr>
             <w:rFonts w:ascii="Arial" w:cs="Arial" w:eastAsia="Arial" w:hAnsi="Arial"/>
@@ -1426,7 +1426,7 @@
         </w:rPr>
         <w:t xml:space="preserve"> (</w:t>
       </w:r>
-      <w:hyperlink w:history="1" r:id="rIdnflg4i5blnmd-zy8uiz3q">
+      <w:hyperlink w:history="1" r:id="rIdm9idzmk2qncatdykwttec">
         <w:r>
           <w:rPr>
             <w:rFonts w:ascii="Arial" w:cs="Arial" w:eastAsia="Arial" w:hAnsi="Arial"/>
